--- a/docs/MawiTek_Trading_Bot_Documentation.docx
+++ b/docs/MawiTek_Trading_Bot_Documentation.docx
@@ -790,7 +790,7 @@
         <w:pStyle w:val="Heading1"/>
       </w:pPr>
       <w:r>
-        <w:t xml:space="preserve">3. The Five Strategies</w:t>
+        <w:t xml:space="preserve">3. The Six Strategies</w:t>
       </w:r>
     </w:p>
     <w:p>
@@ -2699,7 +2699,7 @@
                 <w:sz w:val="20"/>
                 <w:szCs w:val="20"/>
               </w:rPr>
-              <w:t xml:space="preserve">atomic_write_json, read_json, file_lock, update_json; refuses Infinity/NaN.</w:t>
+              <w:t xml:space="preserve">atomic_write_json, read_json, file_lock, update_json; refuses Infinity/NaN. FAIL-CLOSED READS: a file that exists but will not parse is quarantined to &lt;path&gt;.corrupt.&lt;ts&gt; and, under strict=True, raises StateCorruption instead of degrading to the default — risk_state.json and pending_orders.json read strictly, because their default means halt-flag-gone and nothing-in-flight. Each strategy startup catches it before its non-fatal catch-all and calls abort_on_corruption (ERROR log + event_notifier alert + exit 1). LOCK OWNERSHIP: the lock file carries a &lt;pid&gt;:&lt;uuid4&gt; token, unique per acquisition; release removes it only if the token still matches, and a stale lock is broken only if its contents are unchanged between the check and the removal — closing two races that let two processes hold one lock. Rule: never do network or broker I/O inside an update_json mutator. DURABILITY: the containing directory is fsynced after os.replace, and sweep_stale_temp_files() clears *.tmp orphans at launch.</w:t>
             </w:r>
           </w:p>
         </w:tc>
@@ -3197,7 +3197,7 @@
                 <w:sz w:val="20"/>
                 <w:szCs w:val="20"/>
               </w:rPr>
-              <w:t xml:space="preserve">Hardened static server: allowlist, optional Basic Auth, security headers.</w:t>
+              <w:t xml:space="preserve">Hardened static server. EXACT-FILENAME allowlist (_ALLOWED_FILES + _ALLOWED_JSON) — matching on extension would have served source maps, editor backups and scratch copies. Never .env, never a directory listing. Optional HTTP Basic Auth, compared as UTF-8 bytes with both fields checked unconditionally (a non-ASCII password used to 500, and `and` made a valid username timing-distinguishable). CSRF: the mutating routes run _reject_cross_site() before reading any body — application/json required (415), cross-site Sec-Fetch-Site or mismatched Origin refused (403), Host pinned to loopback (421, closing DNS rebinding). Loopback binding is NOT a CSRF defence. Binding beyond loopback exits 2 unless DASH_AUTH_USER and DASH_AUTH_PASS are both set, since /api/control can halt and flatten. Security headers incl. X-XSS-Protection: 0 (the legacy auditor is deprecated and has bypasses; CSP is the control).</w:t>
             </w:r>
           </w:p>
         </w:tc>
@@ -5683,7 +5683,15 @@
         <w:spacing w:after="120"/>
       </w:pPr>
       <w:r>
-        <w:t xml:space="preserve">python -m pytest tests/ -q — 328 tests, all green, run in MOCK_MODE (no network). Coverage spans the risk gates, signal detectors, scoring, P&amp;L (incl. the account P&amp;L summary + per-strategy attribution), metrics, greeks, IV, exits, news/social parsing &amp; aggregation, the dashboard panels, and the hardened server. Backtests are network research scripts and are not unit-tested.</w:t>
+        <w:t xml:space="preserve">python -m pytest tests/ -q — runs in MOCK_MODE (no network). Coverage spans the risk gates, signal detectors, scoring, P&amp;L (incl. the account P&amp;L summary + per-strategy attribution), metrics, greeks, IV, exits, news/social parsing &amp; aggregation, the dashboard panels, and the hardened server. Backtests are network research scripts and are not unit-tested.</w:t>
+      </w:r>
+    </w:p>
+    <w:p>
+      <w:pPr>
+        <w:spacing w:after="120"/>
+      </w:pPr>
+      <w:r>
+        <w:t xml:space="preserve">CI runs the same command on every push and pull request against main, plus workflow_dispatch, across Python 3.10 / 3.11 / 3.12 (.github/workflows/tests.yml), with SHA-pinned actions. The job sets TRADIER_API_KEY and TRADIER_ACCOUNT_ID to the EMPTY string and asserts tradier_client.MOCK_MODE before running anything: mock mode is derived as (not TRADIER_API_KEY) or (not TRADIER_ACCOUNT_ID), so dummy credentials would switch it OFF and point the suite at Tradier with junk keys. tests/conftest.py applies the same pinning locally, so a developer machine with a real .env no longer runs the suite with live credentials. requirements.txt is pinned.</w:t>
       </w:r>
     </w:p>
     <w:p>
@@ -5772,6 +5780,82 @@
       </w:r>
       <w:r>
         <w:t xml:space="preserve">strategies load modules at process start, so code changes need Ctrl+C start_all → python start_all.py.</w:t>
+      </w:r>
+    </w:p>
+    <w:p>
+      <w:pPr>
+        <w:pStyle w:val="Heading1"/>
+      </w:pPr>
+      <w:r>
+        <w:t xml:space="preserve">9. Known Future Work</w:t>
+      </w:r>
+    </w:p>
+    <w:p>
+      <w:pPr>
+        <w:spacing w:after="120"/>
+      </w:pPr>
+      <w:r>
+        <w:t xml:space="preserve">Deliberately out of scope for the hardening pass, recorded so they are not rediscovered as surprises.</w:t>
+      </w:r>
+    </w:p>
+    <w:p>
+      <w:pPr>
+        <w:pStyle w:val="ListParagraph"/>
+        <w:numPr>
+          <w:ilvl w:val="0"/>
+          <w:numId w:val="2"/>
+        </w:numPr>
+        <w:spacing w:after="60"/>
+      </w:pPr>
+      <w:r>
+        <w:rPr>
+          <w:b/>
+          <w:bCs/>
+        </w:rPr>
+        <w:t xml:space="preserve">Package restructure: </w:t>
+      </w:r>
+      <w:r>
+        <w:t xml:space="preserve">~70 modules sit at the repository root. They belong under mawitek/ split into strategies/, risk/, data/, execution/ and dashboard/. Worth doing, but as its own pull request — folding a thousand-line rename in alongside security diffs buries the security diffs.</w:t>
+      </w:r>
+    </w:p>
+    <w:p>
+      <w:pPr>
+        <w:pStyle w:val="ListParagraph"/>
+        <w:numPr>
+          <w:ilvl w:val="0"/>
+          <w:numId w:val="2"/>
+        </w:numPr>
+        <w:spacing w:after="60"/>
+      </w:pPr>
+      <w:r>
+        <w:rPr>
+          <w:b/>
+          <w:bCs/>
+        </w:rPr>
+        <w:t xml:space="preserve">Remove 'unsafe-inline' from the CSP: </w:t>
+      </w:r>
+      <w:r>
+        <w:t xml:space="preserve">script-src 'self' 'unsafe-inline' means an injected inline handler would execute, which weakens the claim that the CSP contains content injected via an external feed. Removing it needs the 55 onclick= attributes in dashboard.html rewritten as listeners AND the inline &lt;script&gt; in backtest_dashboard.html extracted first — inline handlers require 'unsafe-inline' just as much as inline script blocks do.</w:t>
+      </w:r>
+    </w:p>
+    <w:p>
+      <w:pPr>
+        <w:pStyle w:val="ListParagraph"/>
+        <w:numPr>
+          <w:ilvl w:val="0"/>
+          <w:numId w:val="2"/>
+        </w:numPr>
+        <w:spacing w:after="60"/>
+      </w:pPr>
+      <w:r>
+        <w:rPr>
+          <w:b/>
+          <w:bCs/>
+        </w:rPr>
+        <w:t xml:space="preserve">OS-level file locking: </w:t>
+      </w:r>
+      <w:r>
+        <w:t xml:space="preserve">state_io.file_lock is an advisory lock file with ownership tokens and a stale-break. fcntl.flock / msvcrt.locking are strictly more correct: the kernel releases the lock when the process dies, which removes the stale-lock concept and both of the races the tokens currently guard.</w:t>
       </w:r>
     </w:p>
     <w:sectPr>
